--- a/pr-preview/pr-400/chapters/mathematical-writing.docx
+++ b/pr-preview/pr-400/chapters/mathematical-writing.docx
@@ -15,7 +15,7 @@
         <w:pStyle w:val="Date"/>
       </w:pPr>
       <w:r>
-        <w:t xml:space="preserve">Last modified: 2026-10-28 15:17:52 (PDT)</w:t>
+        <w:t xml:space="preserve">Last modified: 2026-10-28 15:25:44 (PDT)</w:t>
       </w:r>
     </w:p>
     <w:tbl>
@@ -1290,7 +1290,7 @@
       </w:r>
     </w:p>
     <w:bookmarkEnd w:id="27"/>
-    <w:bookmarkStart w:id="31" w:name="X635c8c263491261849c5951c600a7c8b3b0ab19"/>
+    <w:bookmarkStart w:id="30" w:name="X635c8c263491261849c5951c600a7c8b3b0ab19"/>
     <w:p>
       <w:pPr>
         <w:pStyle w:val="Heading2"/>
@@ -1482,388 +1482,294 @@
         <w:t xml:space="preserve">not for the equation the reader is meant to remember.</w:t>
       </w:r>
     </w:p>
-    <w:tbl>
-      <w:tblPr>
-        <w:tblStyle w:val="Table"/>
-        <w:tblLook w:firstRow="0" w:lastRow="0" w:firstColumn="0" w:lastColumn="0" w:noHBand="0" w:noVBand="0" w:val="0000"/>
-        <w:tblBorders>
-          <w:top w:val="single" w:sz="4" w:space="0" w:color="0758E5"/>
-          <w:left w:val="single" w:sz="24" w:space="0" w:color="0758E5"/>
-          <w:bottom w:val="single" w:sz="4" w:space="0" w:color="0758E5"/>
-          <w:right w:val="single" w:sz="4" w:space="0" w:color="0758E5"/>
-        </w:tblBorders>
-        <w:tblCellMar>
-          <w:left w:w="144" w:type="dxa"/>
-          <w:right w:w="144" w:type="dxa"/>
-        </w:tblCellMar>
-        <w:tblLook w:firstRow="0" w:lastRow="0" w:firstColumn="0" w:lastColumn="0" w:noHBand="0" w:noVBand="0" w:val="0000"/>
-      </w:tblPr>
-      <w:tr>
-        <w:trPr>
-          <w:cantSplit/>
-        </w:trPr>
-        <w:tc>
-          <w:tcPr>
-            <w:shd w:color="auto" w:fill="dae6fb" w:val="clear"/>
-            <w:tcMar>
-              <w:top w:w="92" w:type="dxa"/>
-              <w:bottom w:w="92" w:type="dxa"/>
-            </w:tcMar>
-          </w:tcPr>
-          <w:p>
-            <w:pPr>
-              <w:pStyle w:val="BodyText"/>
-            </w:pPr>
-            <w:pPr>
-              <w:spacing w:before="0" w:after="0"/>
-              <w:textAlignment w:val="center"/>
-            </w:pPr>
-            <w:r>
-              <w:drawing>
-                <wp:inline>
-                  <wp:extent cx="152400" cy="152400"/>
-                  <wp:effectExtent b="0" l="0" r="0" t="0"/>
-                  <wp:docPr descr="" title="" id="29" name="Picture"/>
-                  <a:graphic>
-                    <a:graphicData uri="http://schemas.openxmlformats.org/drawingml/2006/picture">
-                      <pic:pic>
-                        <pic:nvPicPr>
-                          <pic:cNvPr descr="/opt/quarto/share/formats/docx/note.png" id="30" name="Picture"/>
-                          <pic:cNvPicPr>
-                            <a:picLocks noChangeArrowheads="1" noChangeAspect="1"/>
-                          </pic:cNvPicPr>
-                        </pic:nvPicPr>
-                        <pic:blipFill>
-                          <a:blip r:embed="rId9"/>
-                          <a:stretch>
-                            <a:fillRect/>
-                          </a:stretch>
-                        </pic:blipFill>
-                        <pic:spPr bwMode="auto">
-                          <a:xfrm>
-                            <a:off x="0" y="0"/>
-                            <a:ext cx="152400" cy="152400"/>
-                          </a:xfrm>
-                          <a:prstGeom prst="rect">
-                            <a:avLst/>
-                          </a:prstGeom>
-                          <a:noFill/>
-                          <a:ln w="9525">
-                            <a:noFill/>
-                            <a:headEnd/>
-                            <a:tailEnd/>
-                          </a:ln>
-                        </pic:spPr>
-                      </pic:pic>
-                    </a:graphicData>
-                  </a:graphic>
-                </wp:inline>
-              </w:drawing>
-            </w:r>
-            <w:r>
-              <w:t xml:space="preserve"> </w:t>
-            </w:r>
-            <w:r>
-              <w:t xml:space="preserve"> </w:t>
-            </w:r>
-            <w:r>
-              <w:t xml:space="preserve">Example: the normal equations</w:t>
-            </w:r>
-          </w:p>
-        </w:tc>
-      </w:tr>
-      <w:tr>
-        <w:trPr>
-          <w:cantSplit/>
-        </w:trPr>
-        <w:tc>
-          <w:tcPr>
-            <w:tcMar>
-              <w:top w:w="108" w:type="dxa"/>
-              <w:bottom w:w="108" w:type="dxa"/>
-            </w:tcMar>
-          </w:tcPr>
-          <w:p>
-            <w:pPr>
-              <w:pStyle w:val="BodyText"/>
-            </w:pPr>
-            <w:pPr>
-              <w:spacing w:before="16"/>
-            </w:pPr>
-            <w:r>
-              <w:t xml:space="preserve">❌</w:t>
-            </w:r>
-            <w:r>
-              <w:t xml:space="preserve"> </w:t>
-            </w:r>
-            <w:r>
-              <w:t xml:space="preserve">“Setting the gradient to zero yields</w:t>
-            </w:r>
-            <w:r>
-              <w:t xml:space="preserve"> </w:t>
-            </w:r>
-            <m:oMath>
-              <m:sSup>
-                <m:e>
-                  <m:r>
-                    <m:t>D</m:t>
-                  </m:r>
-                </m:e>
-                <m:sup>
-                  <m:r>
-                    <m:rPr>
-                      <m:sty m:val="p"/>
-                    </m:rPr>
-                    <m:t>⊤</m:t>
-                  </m:r>
-                </m:sup>
-              </m:sSup>
+    <w:bookmarkStart w:id="29" w:name="exm-key-equation-displayed"/>
+    <w:p>
+      <w:pPr>
+        <w:pStyle w:val="BodyText"/>
+      </w:pPr>
+      <w:r>
+        <w:rPr>
+          <w:b/>
+          <w:bCs/>
+        </w:rPr>
+        <w:t xml:space="preserve">Example 5 (Displaying the normal equations)</w:t>
+      </w:r>
+      <w:r>
+        <w:t xml:space="preserve"> </w:t>
+      </w:r>
+      <w:r>
+        <w:t xml:space="preserve"> </w:t>
+      </w:r>
+    </w:p>
+    <w:p>
+      <w:pPr>
+        <w:pStyle w:val="BlockText"/>
+      </w:pPr>
+      <w:r>
+        <w:t xml:space="preserve">❌ Setting the gradient to zero yields</w:t>
+      </w:r>
+      <w:r>
+        <w:t xml:space="preserve"> </w:t>
+      </w:r>
+      <m:oMath>
+        <m:sSup>
+          <m:e>
+            <m:r>
+              <m:t>D</m:t>
+            </m:r>
+          </m:e>
+          <m:sup>
+            <m:r>
+              <m:rPr>
+                <m:sty m:val="p"/>
+              </m:rPr>
+              <m:t>⊤</m:t>
+            </m:r>
+          </m:sup>
+        </m:sSup>
+        <m:r>
+          <m:t>D</m:t>
+        </m:r>
+        <m:limLow>
+          <m:e>
+            <m:r>
+              <m:t>β</m:t>
+            </m:r>
+          </m:e>
+          <m:lim>
+            <m:r>
+              <m:rPr>
+                <m:sty m:val="p"/>
+              </m:rPr>
+              <m:t>∼</m:t>
+            </m:r>
+          </m:lim>
+        </m:limLow>
+        <m:r>
+          <m:rPr>
+            <m:sty m:val="p"/>
+          </m:rPr>
+          <m:t>=</m:t>
+        </m:r>
+        <m:sSup>
+          <m:e>
+            <m:r>
+              <m:t>D</m:t>
+            </m:r>
+          </m:e>
+          <m:sup>
+            <m:r>
+              <m:rPr>
+                <m:sty m:val="p"/>
+              </m:rPr>
+              <m:t>⊤</m:t>
+            </m:r>
+          </m:sup>
+        </m:sSup>
+        <m:limLow>
+          <m:e>
+            <m:r>
+              <m:t>y</m:t>
+            </m:r>
+          </m:e>
+          <m:lim>
+            <m:r>
+              <m:rPr>
+                <m:sty m:val="p"/>
+              </m:rPr>
+              <m:t>∼</m:t>
+            </m:r>
+          </m:lim>
+        </m:limLow>
+      </m:oMath>
+      <w:r>
+        <w:t xml:space="preserve">.</w:t>
+      </w:r>
+    </w:p>
+    <w:p>
+      <w:pPr>
+        <w:pStyle w:val="BlockText"/>
+      </w:pPr>
+      <w:r>
+        <w:t xml:space="preserve">✅ Setting the gradient to zero yields the normal equations:</w:t>
+      </w:r>
+    </w:p>
+    <w:p>
+      <w:pPr>
+        <w:pStyle w:val="BlockText"/>
+      </w:pPr>
+      <m:oMathPara>
+        <m:oMathParaPr>
+          <m:jc m:val="center"/>
+        </m:oMathParaPr>
+        <m:oMath>
+          <m:sSup>
+            <m:e>
               <m:r>
                 <m:t>D</m:t>
               </m:r>
-              <m:limLow>
-                <m:e>
-                  <m:r>
-                    <m:t>β</m:t>
-                  </m:r>
-                </m:e>
-                <m:lim>
-                  <m:r>
-                    <m:rPr>
-                      <m:sty m:val="p"/>
-                    </m:rPr>
-                    <m:t>∼</m:t>
-                  </m:r>
-                </m:lim>
-              </m:limLow>
+            </m:e>
+            <m:sup>
               <m:r>
                 <m:rPr>
                   <m:sty m:val="p"/>
                 </m:rPr>
-                <m:t>=</m:t>
+                <m:t>⊤</m:t>
               </m:r>
-              <m:sSup>
-                <m:e>
-                  <m:r>
-                    <m:t>D</m:t>
-                  </m:r>
-                </m:e>
-                <m:sup>
-                  <m:r>
-                    <m:rPr>
-                      <m:sty m:val="p"/>
-                    </m:rPr>
-                    <m:t>⊤</m:t>
-                  </m:r>
-                </m:sup>
-              </m:sSup>
-              <m:limLow>
-                <m:e>
-                  <m:r>
-                    <m:t>y</m:t>
-                  </m:r>
-                </m:e>
-                <m:lim>
-                  <m:r>
-                    <m:rPr>
-                      <m:sty m:val="p"/>
-                    </m:rPr>
-                    <m:t>∼</m:t>
-                  </m:r>
-                </m:lim>
-              </m:limLow>
-            </m:oMath>
-            <w:r>
-              <w:t xml:space="preserve">.”</w:t>
-            </w:r>
-          </w:p>
-          <w:p>
-            <w:pPr>
-              <w:pStyle w:val="BodyText"/>
-            </w:pPr>
-            <w:r>
-              <w:t xml:space="preserve">✅</w:t>
-            </w:r>
-            <w:r>
-              <w:t xml:space="preserve"> </w:t>
-            </w:r>
-            <w:r>
-              <w:t xml:space="preserve">“Setting the gradient to zero yields the normal equations:”</w:t>
-            </w:r>
-          </w:p>
-          <w:p>
-            <w:pPr>
-              <w:pStyle w:val="BodyText"/>
-            </w:pPr>
-            <w:pPr>
-              <w:spacing w:after="16"/>
-            </w:pPr>
-          </w:p>
-          <w:p>
-            <w:pPr>
-              <w:pStyle w:val="BodyText"/>
-            </w:pPr>
-            <m:oMathPara>
-              <m:oMathParaPr>
-                <m:jc m:val="center"/>
-              </m:oMathParaPr>
-              <m:oMath>
-                <m:sSup>
-                  <m:e>
-                    <m:r>
-                      <m:t>D</m:t>
-                    </m:r>
-                  </m:e>
-                  <m:sup>
-                    <m:r>
-                      <m:rPr>
-                        <m:sty m:val="p"/>
-                      </m:rPr>
-                      <m:t>⊤</m:t>
-                    </m:r>
-                  </m:sup>
-                </m:sSup>
-                <m:r>
-                  <m:t>D</m:t>
-                </m:r>
-                <m:limLow>
-                  <m:e>
-                    <m:r>
-                      <m:t>β</m:t>
-                    </m:r>
-                  </m:e>
-                  <m:lim>
-                    <m:r>
-                      <m:rPr>
-                        <m:sty m:val="p"/>
-                      </m:rPr>
-                      <m:t>∼</m:t>
-                    </m:r>
-                  </m:lim>
-                </m:limLow>
-                <m:r>
-                  <m:rPr>
-                    <m:sty m:val="p"/>
-                  </m:rPr>
-                  <m:t>=</m:t>
-                </m:r>
-                <m:sSup>
-                  <m:e>
-                    <m:r>
-                      <m:t>D</m:t>
-                    </m:r>
-                  </m:e>
-                  <m:sup>
-                    <m:r>
-                      <m:rPr>
-                        <m:sty m:val="p"/>
-                      </m:rPr>
-                      <m:t>⊤</m:t>
-                    </m:r>
-                  </m:sup>
-                </m:sSup>
-                <m:limLow>
-                  <m:e>
-                    <m:r>
-                      <m:t>y</m:t>
-                    </m:r>
-                  </m:e>
-                  <m:lim>
-                    <m:r>
-                      <m:rPr>
-                        <m:sty m:val="p"/>
-                      </m:rPr>
-                      <m:t>∼</m:t>
-                    </m:r>
-                  </m:lim>
-                </m:limLow>
-              </m:oMath>
-            </m:oMathPara>
-          </w:p>
-          <w:p/>
-        </w:tc>
-      </w:tr>
-    </w:tbl>
+            </m:sup>
+          </m:sSup>
+          <m:r>
+            <m:t>D</m:t>
+          </m:r>
+          <m:limLow>
+            <m:e>
+              <m:r>
+                <m:t>β</m:t>
+              </m:r>
+            </m:e>
+            <m:lim>
+              <m:r>
+                <m:rPr>
+                  <m:sty m:val="p"/>
+                </m:rPr>
+                <m:t>∼</m:t>
+              </m:r>
+            </m:lim>
+          </m:limLow>
+          <m:r>
+            <m:rPr>
+              <m:sty m:val="p"/>
+            </m:rPr>
+            <m:t>=</m:t>
+          </m:r>
+          <m:sSup>
+            <m:e>
+              <m:r>
+                <m:t>D</m:t>
+              </m:r>
+            </m:e>
+            <m:sup>
+              <m:r>
+                <m:rPr>
+                  <m:sty m:val="p"/>
+                </m:rPr>
+                <m:t>⊤</m:t>
+              </m:r>
+            </m:sup>
+          </m:sSup>
+          <m:limLow>
+            <m:e>
+              <m:r>
+                <m:t>y</m:t>
+              </m:r>
+            </m:e>
+            <m:lim>
+              <m:r>
+                <m:rPr>
+                  <m:sty m:val="p"/>
+                </m:rPr>
+                <m:t>∼</m:t>
+              </m:r>
+            </m:lim>
+          </m:limLow>
+        </m:oMath>
+      </m:oMathPara>
+    </w:p>
+    <w:p>
+      <w:pPr>
+        <w:pStyle w:val="FirstParagraph"/>
+      </w:pPr>
+      <w:r>
+        <w:t xml:space="preserve">In the ❌ version the result sits in the middle of a line, where the reader can miss it.</w:t>
+      </w:r>
+      <w:r>
+        <w:t xml:space="preserve"> </w:t>
+      </w:r>
+      <w:r>
+        <w:t xml:space="preserve">The ✅ version gives it a line of its own.</w:t>
+      </w:r>
+    </w:p>
+    <w:bookmarkEnd w:id="29"/>
+    <w:bookmarkEnd w:id="30"/>
+    <w:bookmarkStart w:id="31" w:name="Xa3cf6e4bc6fc8e3d4315c77eaadbd0b034cebd2"/>
+    <w:p>
+      <w:pPr>
+        <w:pStyle w:val="Heading2"/>
+      </w:pPr>
+      <w:r>
+        <w:t xml:space="preserve">4 Write numbers according to how they are used</w:t>
+      </w:r>
+    </w:p>
+    <w:p>
+      <w:pPr>
+        <w:pStyle w:val="FirstParagraph"/>
+      </w:pPr>
+      <w:r>
+        <w:t xml:space="preserve">Spell out a small number when it is an adjective:</w:t>
+      </w:r>
+      <w:r>
+        <w:t xml:space="preserve"> </w:t>
+      </w:r>
+      <w:r>
+        <w:t xml:space="preserve">“the proof uses three lemmas”</w:t>
+      </w:r>
+      <w:r>
+        <w:t xml:space="preserve">.</w:t>
+      </w:r>
+      <w:r>
+        <w:t xml:space="preserve"> </w:t>
+      </w:r>
+      <w:r>
+        <w:t xml:space="preserve">Write the numeral when the number is a name or a value:</w:t>
+      </w:r>
+      <w:r>
+        <w:t xml:space="preserve"> </w:t>
+      </w:r>
+      <w:r>
+        <w:t xml:space="preserve">“Lemma 3 is used 12 times”</w:t>
+      </w:r>
+      <w:r>
+        <w:t xml:space="preserve">,</w:t>
+      </w:r>
+      <w:r>
+        <w:t xml:space="preserve"> </w:t>
+      </w:r>
+      <w:r>
+        <w:t xml:space="preserve">“the total rose by 4”</w:t>
+      </w:r>
+      <w:r>
+        <w:t xml:space="preserve">.</w:t>
+      </w:r>
+      <w:r>
+        <w:t xml:space="preserve"> </w:t>
+      </w:r>
+      <w:r>
+        <w:t xml:space="preserve">Capitalize the name of a numbered result, as in</w:t>
+      </w:r>
+      <w:r>
+        <w:t xml:space="preserve"> </w:t>
+      </w:r>
+      <w:r>
+        <w:t xml:space="preserve">“Theorem 1”</w:t>
+      </w:r>
+      <w:r>
+        <w:t xml:space="preserve"> </w:t>
+      </w:r>
+      <w:r>
+        <w:t xml:space="preserve">and</w:t>
+      </w:r>
+      <w:r>
+        <w:t xml:space="preserve"> </w:t>
+      </w:r>
+      <w:r>
+        <w:t xml:space="preserve">“Lemma 2”</w:t>
+      </w:r>
+      <w:r>
+        <w:t xml:space="preserve">.</w:t>
+      </w:r>
+    </w:p>
     <w:bookmarkEnd w:id="31"/>
-    <w:bookmarkStart w:id="32" w:name="Xa3cf6e4bc6fc8e3d4315c77eaadbd0b034cebd2"/>
-    <w:p>
-      <w:pPr>
-        <w:pStyle w:val="Heading2"/>
-      </w:pPr>
-      <w:r>
-        <w:t xml:space="preserve">4 Write numbers according to how they are used</w:t>
-      </w:r>
-    </w:p>
-    <w:p>
-      <w:pPr>
-        <w:pStyle w:val="FirstParagraph"/>
-      </w:pPr>
-      <w:r>
-        <w:t xml:space="preserve">Spell out a small number when it is an adjective:</w:t>
-      </w:r>
-      <w:r>
-        <w:t xml:space="preserve"> </w:t>
-      </w:r>
-      <w:r>
-        <w:t xml:space="preserve">“the proof uses three lemmas”</w:t>
-      </w:r>
-      <w:r>
-        <w:t xml:space="preserve">.</w:t>
-      </w:r>
-      <w:r>
-        <w:t xml:space="preserve"> </w:t>
-      </w:r>
-      <w:r>
-        <w:t xml:space="preserve">Write the numeral when the number is a name or a value:</w:t>
-      </w:r>
-      <w:r>
-        <w:t xml:space="preserve"> </w:t>
-      </w:r>
-      <w:r>
-        <w:t xml:space="preserve">“Lemma 3 is used 12 times”</w:t>
-      </w:r>
-      <w:r>
-        <w:t xml:space="preserve">,</w:t>
-      </w:r>
-      <w:r>
-        <w:t xml:space="preserve"> </w:t>
-      </w:r>
-      <w:r>
-        <w:t xml:space="preserve">“the total rose by 4”</w:t>
-      </w:r>
-      <w:r>
-        <w:t xml:space="preserve">.</w:t>
-      </w:r>
-      <w:r>
-        <w:t xml:space="preserve"> </w:t>
-      </w:r>
-      <w:r>
-        <w:t xml:space="preserve">Capitalize the name of a numbered result, as in</w:t>
-      </w:r>
-      <w:r>
-        <w:t xml:space="preserve"> </w:t>
-      </w:r>
-      <w:r>
-        <w:t xml:space="preserve">“Theorem 1”</w:t>
-      </w:r>
-      <w:r>
-        <w:t xml:space="preserve"> </w:t>
-      </w:r>
-      <w:r>
-        <w:t xml:space="preserve">and</w:t>
-      </w:r>
-      <w:r>
-        <w:t xml:space="preserve"> </w:t>
-      </w:r>
-      <w:r>
-        <w:t xml:space="preserve">“Lemma 2”</w:t>
-      </w:r>
-      <w:r>
-        <w:t xml:space="preserve">.</w:t>
-      </w:r>
-    </w:p>
-    <w:bookmarkEnd w:id="32"/>
-    <w:bookmarkStart w:id="33" w:name="keep-subscripts-under-control"/>
+    <w:bookmarkStart w:id="32" w:name="keep-subscripts-under-control"/>
     <w:p>
       <w:pPr>
         <w:pStyle w:val="Heading2"/>
@@ -2189,8 +2095,8 @@
         <w:t xml:space="preserve">only when you need two specified elements.</w:t>
       </w:r>
     </w:p>
-    <w:bookmarkEnd w:id="33"/>
-    <w:bookmarkStart w:id="34" w:name="choose-the-voice-and-the-person"/>
+    <w:bookmarkEnd w:id="32"/>
+    <w:bookmarkStart w:id="33" w:name="choose-the-voice-and-the-person"/>
     <w:p>
       <w:pPr>
         <w:pStyle w:val="Heading2"/>
@@ -2412,14 +2318,50 @@
         <w:t xml:space="preserve">.</w:t>
       </w:r>
     </w:p>
+    <w:bookmarkEnd w:id="33"/>
+    <w:bookmarkStart w:id="34" w:name="choose-the-proof-that-fits-the-claim"/>
+    <w:p>
+      <w:pPr>
+        <w:pStyle w:val="Heading2"/>
+      </w:pPr>
+      <w:r>
+        <w:t xml:space="preserve">7 Choose the proof that fits the claim</w:t>
+      </w:r>
+    </w:p>
+    <w:p>
+      <w:pPr>
+        <w:pStyle w:val="FirstParagraph"/>
+      </w:pPr>
+      <w:r>
+        <w:t xml:space="preserve">Do not use proof by contradiction where a direct proof will do.</w:t>
+      </w:r>
+      <w:r>
+        <w:t xml:space="preserve"> </w:t>
+      </w:r>
+      <w:r>
+        <w:t xml:space="preserve">The course’s worked example proves a lemma both ways.</w:t>
+      </w:r>
+      <w:r>
+        <w:t xml:space="preserve"> </w:t>
+      </w:r>
+      <w:r>
+        <w:t xml:space="preserve">The direct proof is shorter,</w:t>
+      </w:r>
+      <w:r>
+        <w:t xml:space="preserve"> </w:t>
+      </w:r>
+      <w:r>
+        <w:t xml:space="preserve">and it does not assume that the entries are integers or restate their ordering.</w:t>
+      </w:r>
+    </w:p>
     <w:bookmarkEnd w:id="34"/>
-    <w:bookmarkStart w:id="35" w:name="choose-the-proof-that-fits-the-claim"/>
+    <w:bookmarkStart w:id="38" w:name="cite-results-not-solutions"/>
     <w:p>
       <w:pPr>
         <w:pStyle w:val="Heading2"/>
       </w:pPr>
       <w:r>
-        <w:t xml:space="preserve">7 Choose the proof that fits the claim</w:t>
+        <w:t xml:space="preserve">8 Cite results, not solutions</w:t>
       </w:r>
     </w:p>
     <w:p>
@@ -2427,42 +2369,6 @@
         <w:pStyle w:val="FirstParagraph"/>
       </w:pPr>
       <w:r>
-        <w:t xml:space="preserve">Do not use proof by contradiction where a direct proof will do.</w:t>
-      </w:r>
-      <w:r>
-        <w:t xml:space="preserve"> </w:t>
-      </w:r>
-      <w:r>
-        <w:t xml:space="preserve">The course’s worked example proves a lemma both ways.</w:t>
-      </w:r>
-      <w:r>
-        <w:t xml:space="preserve"> </w:t>
-      </w:r>
-      <w:r>
-        <w:t xml:space="preserve">The direct proof is shorter,</w:t>
-      </w:r>
-      <w:r>
-        <w:t xml:space="preserve"> </w:t>
-      </w:r>
-      <w:r>
-        <w:t xml:space="preserve">and it does not assume that the entries are integers or restate their ordering.</w:t>
-      </w:r>
-    </w:p>
-    <w:bookmarkEnd w:id="35"/>
-    <w:bookmarkStart w:id="39" w:name="cite-results-not-solutions"/>
-    <w:p>
-      <w:pPr>
-        <w:pStyle w:val="Heading2"/>
-      </w:pPr>
-      <w:r>
-        <w:t xml:space="preserve">8 Cite results, not solutions</w:t>
-      </w:r>
-    </w:p>
-    <w:p>
-      <w:pPr>
-        <w:pStyle w:val="FirstParagraph"/>
-      </w:pPr>
-      <w:r>
         <w:t xml:space="preserve">A proof, or any derivation that supports a result, never cites a solution to an exercise.</w:t>
       </w:r>
       <w:r>
@@ -2502,7 +2408,7 @@
         <w:t xml:space="preserve">Cite that result div in every argument that uses the claim.</w:t>
       </w:r>
     </w:p>
-    <w:bookmarkStart w:id="36" w:name="exm-cite-results"/>
+    <w:bookmarkStart w:id="35" w:name="exm-cite-results"/>
     <w:p>
       <w:pPr>
         <w:pStyle w:val="BodyText"/>
@@ -2512,7 +2418,7 @@
           <w:b/>
           <w:bCs/>
         </w:rPr>
-        <w:t xml:space="preserve">Example 5 (Citing a result div)</w:t>
+        <w:t xml:space="preserve">Example 6 (Citing a result div)</w:t>
       </w:r>
       <w:r>
         <w:t xml:space="preserve"> </w:t>
@@ -2583,7 +2489,7 @@
         <w:t xml:space="preserve">The ✅ version cites claims that the notes state, number and keep.</w:t>
       </w:r>
     </w:p>
-    <w:bookmarkEnd w:id="36"/>
+    <w:bookmarkEnd w:id="35"/>
     <w:p>
       <w:pPr>
         <w:pStyle w:val="BodyText"/>
@@ -2671,7 +2577,7 @@
       <w:r>
         <w:t xml:space="preserve"> </w:t>
       </w:r>
-      <w:hyperlink r:id="rId37">
+      <w:hyperlink r:id="rId36">
         <w:r>
           <w:rPr>
             <w:rStyle w:val="Hyperlink"/>
@@ -2735,7 +2641,7 @@
       <w:r>
         <w:t xml:space="preserve"> </w:t>
       </w:r>
-      <w:hyperlink r:id="rId38">
+      <w:hyperlink r:id="rId37">
         <w:r>
           <w:rPr>
             <w:rStyle w:val="VerbatimChar"/>
@@ -2804,8 +2710,8 @@
         <w:t xml:space="preserve">The workflow does not check prose outside proof and result divs, but the rule still applies there.</w:t>
       </w:r>
     </w:p>
-    <w:bookmarkEnd w:id="39"/>
-    <w:bookmarkStart w:id="41" w:name="keep-each-div-minimal-cite-never-inline"/>
+    <w:bookmarkEnd w:id="38"/>
+    <w:bookmarkStart w:id="40" w:name="keep-each-div-minimal-cite-never-inline"/>
     <w:p>
       <w:pPr>
         <w:pStyle w:val="Heading2"/>
@@ -2840,7 +2746,7 @@
         <w:t xml:space="preserve">A solution decomposes the same way: each solution is the smallest argument that answers its exercise, and it cites result divs for the steps that other arguments also use.</w:t>
       </w:r>
     </w:p>
-    <w:bookmarkStart w:id="40" w:name="exm-never-inline"/>
+    <w:bookmarkStart w:id="39" w:name="exm-never-inline"/>
     <w:p>
       <w:pPr>
         <w:pStyle w:val="BodyText"/>
@@ -2850,7 +2756,7 @@
           <w:b/>
           <w:bCs/>
         </w:rPr>
-        <w:t xml:space="preserve">Example 6 (Citing a step instead of deriving it)</w:t>
+        <w:t xml:space="preserve">Example 7 (Citing a step instead of deriving it)</w:t>
       </w:r>
       <w:r>
         <w:t xml:space="preserve"> </w:t>
@@ -3209,7 +3115,7 @@
         <w:t xml:space="preserve">The ❌ proof derives inline the result that Lemma 4 states, so a reader who needs that step elsewhere has nowhere to cite.</w:t>
       </w:r>
     </w:p>
-    <w:bookmarkEnd w:id="40"/>
+    <w:bookmarkEnd w:id="39"/>
     <w:p>
       <w:pPr>
         <w:pStyle w:val="BodyText"/>
@@ -3253,8 +3159,8 @@
         <w:t xml:space="preserve">workflow covers only the citation of solutions.</w:t>
       </w:r>
     </w:p>
-    <w:bookmarkEnd w:id="41"/>
-    <w:bookmarkStart w:id="53" w:name="rules-that-other-chapters-cover"/>
+    <w:bookmarkEnd w:id="40"/>
+    <w:bookmarkStart w:id="52" w:name="rules-that-other-chapters-cover"/>
     <w:p>
       <w:pPr>
         <w:pStyle w:val="Heading2"/>
@@ -3295,7 +3201,7 @@
       <w:tr>
         <w:tc>
           <w:tcPr/>
-          <w:bookmarkStart w:id="49" w:name="tbl-knuth-elsewhere"/>
+          <w:bookmarkStart w:id="48" w:name="tbl-knuth-elsewhere"/>
           <w:p>
             <w:pPr>
               <w:jc w:val="center"/>
@@ -3431,7 +3337,7 @@
                     <w:pStyle w:val="Compact"/>
                     <w:jc w:val="center"/>
                   </w:pPr>
-                  <w:hyperlink r:id="rId42">
+                  <w:hyperlink r:id="rId41">
                     <w:r>
                       <w:rPr>
                         <w:rStyle w:val="Hyperlink"/>
@@ -3462,7 +3368,7 @@
                     <w:pStyle w:val="Compact"/>
                     <w:jc w:val="center"/>
                   </w:pPr>
-                  <w:hyperlink r:id="rId43">
+                  <w:hyperlink r:id="rId42">
                     <w:r>
                       <w:rPr>
                         <w:rStyle w:val="Hyperlink"/>
@@ -3493,7 +3399,7 @@
                     <w:pStyle w:val="Compact"/>
                     <w:jc w:val="center"/>
                   </w:pPr>
-                  <w:hyperlink r:id="rId44">
+                  <w:hyperlink r:id="rId43">
                     <w:r>
                       <w:rPr>
                         <w:rStyle w:val="Hyperlink"/>
@@ -3524,7 +3430,7 @@
                     <w:pStyle w:val="Compact"/>
                     <w:jc w:val="center"/>
                   </w:pPr>
-                  <w:hyperlink r:id="rId45">
+                  <w:hyperlink r:id="rId44">
                     <w:r>
                       <w:rPr>
                         <w:rStyle w:val="Hyperlink"/>
@@ -3573,7 +3479,7 @@
                   <w:r>
                     <w:t xml:space="preserve"> </w:t>
                   </w:r>
-                  <w:hyperlink r:id="rId46">
+                  <w:hyperlink r:id="rId45">
                     <w:r>
                       <w:rPr>
                         <w:rStyle w:val="Hyperlink"/>
@@ -3590,7 +3496,7 @@
                     <w:pStyle w:val="Compact"/>
                     <w:jc w:val="center"/>
                   </w:pPr>
-                  <w:hyperlink r:id="rId47">
+                  <w:hyperlink r:id="rId46">
                     <w:r>
                       <w:rPr>
                         <w:rStyle w:val="Hyperlink"/>
@@ -3621,7 +3527,7 @@
                     <w:pStyle w:val="Compact"/>
                     <w:jc w:val="center"/>
                   </w:pPr>
-                  <w:hyperlink r:id="rId48">
+                  <w:hyperlink r:id="rId47">
                     <w:r>
                       <w:rPr>
                         <w:rStyle w:val="Hyperlink"/>
@@ -3633,13 +3539,13 @@
               </w:tc>
             </w:tr>
           </w:tbl>
-          <w:bookmarkEnd w:id="49"/>
+          <w:bookmarkEnd w:id="48"/>
           <w:p/>
         </w:tc>
       </w:tr>
     </w:tbl>
-    <w:bookmarkStart w:id="52" w:name="refs"/>
-    <w:bookmarkStart w:id="51" w:name="ref-knuth1987mathematical"/>
+    <w:bookmarkStart w:id="51" w:name="refs"/>
+    <w:bookmarkStart w:id="50" w:name="ref-knuth1987mathematical"/>
     <w:p>
       <w:pPr>
         <w:pStyle w:val="Bibliography"/>
@@ -3663,7 +3569,7 @@
       <w:r>
         <w:t xml:space="preserve"> </w:t>
       </w:r>
-      <w:hyperlink r:id="rId50">
+      <w:hyperlink r:id="rId49">
         <w:r>
           <w:rPr>
             <w:rStyle w:val="Hyperlink"/>
@@ -3675,9 +3581,9 @@
         <w:t xml:space="preserve">.</w:t>
       </w:r>
     </w:p>
+    <w:bookmarkEnd w:id="50"/>
     <w:bookmarkEnd w:id="51"/>
     <w:bookmarkEnd w:id="52"/>
-    <w:bookmarkEnd w:id="53"/>
     <w:sectPr>
       <w:footnotePr>
         <w:numRestart w:val="eachSect"/>
